--- a/plans/8th Grade Technology/8th Grade Monthly Planning/2nd Trimester/8° Technology - August.docx
+++ b/plans/8th Grade Technology/8th Grade Monthly Planning/2nd Trimester/8° Technology - August.docx
@@ -644,6 +644,31 @@
             </w:r>
             <w:r>
               <w:rPr>
+                <w:sz w:val="24"/>
+                <w:szCs w:val="24"/>
+                <w:b/>
+                <w:bCs/>
+              </w:rPr>
+              <w:t>Class Objective:</w:t>
+            </w:r>
+            <w:r>
+              <w:rPr>
+                <w:sz w:val="24"/>
+                <w:szCs w:val="24"/>
+              </w:rPr>
+              <w:br/>
+              <w:t>Test an ultrasonic ranging sketch.</w:t>
+            </w:r>
+            <w:r>
+              <w:rPr>
+                <w:sz w:val="24"/>
+                <w:szCs w:val="24"/>
+              </w:rPr>
+              <w:br/>
+              <w:br/>
+            </w:r>
+            <w:r>
+              <w:rPr>
                 <w:b/>
                 <w:bCs/>
                 <w:sz w:val="24"/>
@@ -823,6 +848,31 @@
                 <w:sz w:val="24"/>
                 <w:szCs w:val="24"/>
               </w:rPr>
+              <w:br/>
+            </w:r>
+            <w:r>
+              <w:rPr>
+                <w:sz w:val="24"/>
+                <w:szCs w:val="24"/>
+                <w:b/>
+                <w:bCs/>
+              </w:rPr>
+              <w:t>Class Objective:</w:t>
+            </w:r>
+            <w:r>
+              <w:rPr>
+                <w:sz w:val="24"/>
+                <w:szCs w:val="24"/>
+              </w:rPr>
+              <w:br/>
+              <w:t>Create an Arduino project design plan with problem/purpose, individual or pair role, input component, output component, circuit diagram, expected behavior, 3 test cases.</w:t>
+            </w:r>
+            <w:r>
+              <w:rPr>
+                <w:sz w:val="24"/>
+                <w:szCs w:val="24"/>
+              </w:rPr>
+              <w:br/>
               <w:br/>
             </w:r>
             <w:r>
@@ -1222,6 +1272,31 @@
             </w:r>
             <w:r>
               <w:rPr>
+                <w:sz w:val="24"/>
+                <w:szCs w:val="24"/>
+                <w:b/>
+                <w:bCs/>
+              </w:rPr>
+              <w:t>Class Objective:</w:t>
+            </w:r>
+            <w:r>
+              <w:rPr>
+                <w:sz w:val="24"/>
+                <w:szCs w:val="24"/>
+              </w:rPr>
+              <w:br/>
+              <w:t>Build the first version of your circuit and upload a starter sketch.</w:t>
+            </w:r>
+            <w:r>
+              <w:rPr>
+                <w:sz w:val="24"/>
+                <w:szCs w:val="24"/>
+              </w:rPr>
+              <w:br/>
+              <w:br/>
+            </w:r>
+            <w:r>
+              <w:rPr>
                 <w:b/>
                 <w:bCs/>
                 <w:sz w:val="24"/>
@@ -1397,6 +1472,31 @@
                 <w:sz w:val="24"/>
                 <w:szCs w:val="24"/>
               </w:rPr>
+              <w:br/>
+            </w:r>
+            <w:r>
+              <w:rPr>
+                <w:sz w:val="24"/>
+                <w:szCs w:val="24"/>
+                <w:b/>
+                <w:bCs/>
+              </w:rPr>
+              <w:t>Class Objective:</w:t>
+            </w:r>
+            <w:r>
+              <w:rPr>
+                <w:sz w:val="24"/>
+                <w:szCs w:val="24"/>
+              </w:rPr>
+              <w:br/>
+              <w:t>Program the prototype so the sensor or input controls at least one output.</w:t>
+            </w:r>
+            <w:r>
+              <w:rPr>
+                <w:sz w:val="24"/>
+                <w:szCs w:val="24"/>
+              </w:rPr>
+              <w:br/>
               <w:br/>
             </w:r>
             <w:r>
@@ -1710,6 +1810,31 @@
             </w:r>
             <w:r>
               <w:rPr>
+                <w:sz w:val="24"/>
+                <w:szCs w:val="24"/>
+                <w:b/>
+                <w:bCs/>
+              </w:rPr>
+              <w:t>Class Objective:</w:t>
+            </w:r>
+            <w:r>
+              <w:rPr>
+                <w:sz w:val="24"/>
+                <w:szCs w:val="24"/>
+              </w:rPr>
+              <w:br/>
+              <w:t>Record the problem, likely cause, and solution.</w:t>
+            </w:r>
+            <w:r>
+              <w:rPr>
+                <w:sz w:val="24"/>
+                <w:szCs w:val="24"/>
+              </w:rPr>
+              <w:br/>
+              <w:br/>
+            </w:r>
+            <w:r>
+              <w:rPr>
                 <w:b/>
                 <w:bCs/>
                 <w:sz w:val="24"/>
@@ -1897,6 +2022,31 @@
                 <w:sz w:val="24"/>
                 <w:szCs w:val="24"/>
               </w:rPr>
+              <w:br/>
+            </w:r>
+            <w:r>
+              <w:rPr>
+                <w:sz w:val="24"/>
+                <w:szCs w:val="24"/>
+                <w:b/>
+                <w:bCs/>
+              </w:rPr>
+              <w:t>Class Objective:</w:t>
+            </w:r>
+            <w:r>
+              <w:rPr>
+                <w:sz w:val="24"/>
+                <w:szCs w:val="24"/>
+              </w:rPr>
+              <w:br/>
+              <w:t>Improve the prototype, complete a labeled circuit diagram, prepare a short explanation of the code logic, and collect final testing evidence.</w:t>
+            </w:r>
+            <w:r>
+              <w:rPr>
+                <w:sz w:val="24"/>
+                <w:szCs w:val="24"/>
+              </w:rPr>
+              <w:br/>
               <w:br/>
             </w:r>
             <w:r>
@@ -2227,6 +2377,31 @@
             </w:r>
             <w:r>
               <w:rPr>
+                <w:sz w:val="24"/>
+                <w:szCs w:val="24"/>
+                <w:b/>
+                <w:bCs/>
+              </w:rPr>
+              <w:t>Class Objective:</w:t>
+            </w:r>
+            <w:r>
+              <w:rPr>
+                <w:sz w:val="24"/>
+                <w:szCs w:val="24"/>
+              </w:rPr>
+              <w:br/>
+              <w:t>Rehearse the Arduino prototype demonstration so the final presentation is ready for the long class.</w:t>
+            </w:r>
+            <w:r>
+              <w:rPr>
+                <w:sz w:val="24"/>
+                <w:szCs w:val="24"/>
+              </w:rPr>
+              <w:br/>
+              <w:br/>
+            </w:r>
+            <w:r>
+              <w:rPr>
                 <w:b/>
                 <w:bCs/>
                 <w:sz w:val="24"/>
@@ -2402,6 +2577,31 @@
                 <w:sz w:val="24"/>
                 <w:szCs w:val="24"/>
               </w:rPr>
+              <w:br/>
+            </w:r>
+            <w:r>
+              <w:rPr>
+                <w:sz w:val="24"/>
+                <w:szCs w:val="24"/>
+                <w:b/>
+                <w:bCs/>
+              </w:rPr>
+              <w:t>Class Objective:</w:t>
+            </w:r>
+            <w:r>
+              <w:rPr>
+                <w:sz w:val="24"/>
+                <w:szCs w:val="24"/>
+              </w:rPr>
+              <w:br/>
+              <w:t>Complete remaining Arduino demonstrations and submit diagram, code evidence, testing notes, and reflection.</w:t>
+            </w:r>
+            <w:r>
+              <w:rPr>
+                <w:sz w:val="24"/>
+                <w:szCs w:val="24"/>
+              </w:rPr>
+              <w:br/>
               <w:br/>
             </w:r>
             <w:r>
@@ -9911,19 +10111,6 @@
       <w:szCs w:val="30"/>
     </w:rPr>
   </w:style>
-  <w:style w:type="table" w:customStyle="1" w:styleId="a">
-    <w:basedOn w:val="TableNormal4"/>
-    <w:tblPr>
-      <w:tblStyleRowBandSize w:val="1"/>
-      <w:tblStyleColBandSize w:val="1"/>
-      <w:tblCellMar>
-        <w:top w:w="100" w:type="dxa"/>
-        <w:left w:w="100" w:type="dxa"/>
-        <w:bottom w:w="100" w:type="dxa"/>
-        <w:right w:w="100" w:type="dxa"/>
-      </w:tblCellMar>
-    </w:tblPr>
-  </w:style>
   <w:style w:type="paragraph" w:styleId="ListParagraph">
     <w:name w:val="List Paragraph"/>
     <w:basedOn w:val="Normal"/>
@@ -10261,238 +10448,6 @@
       <w:szCs w:val="24"/>
     </w:rPr>
   </w:style>
-  <w:style w:type="table" w:customStyle="1" w:styleId="a0">
-    <w:basedOn w:val="TableNormal4"/>
-    <w:pPr>
-      <w:spacing w:line="240" w:lineRule="auto"/>
-    </w:pPr>
-    <w:tblPr>
-      <w:tblStyleRowBandSize w:val="1"/>
-      <w:tblStyleColBandSize w:val="1"/>
-      <w:tblCellMar>
-        <w:left w:w="108" w:type="dxa"/>
-        <w:right w:w="108" w:type="dxa"/>
-      </w:tblCellMar>
-    </w:tblPr>
-  </w:style>
-  <w:style w:type="table" w:customStyle="1" w:styleId="a1">
-    <w:basedOn w:val="TableNormal4"/>
-    <w:pPr>
-      <w:spacing w:line="240" w:lineRule="auto"/>
-    </w:pPr>
-    <w:tblPr>
-      <w:tblStyleRowBandSize w:val="1"/>
-      <w:tblStyleColBandSize w:val="1"/>
-      <w:tblCellMar>
-        <w:left w:w="108" w:type="dxa"/>
-        <w:right w:w="108" w:type="dxa"/>
-      </w:tblCellMar>
-    </w:tblPr>
-  </w:style>
-  <w:style w:type="table" w:customStyle="1" w:styleId="a2">
-    <w:basedOn w:val="TableNormal4"/>
-    <w:pPr>
-      <w:spacing w:line="240" w:lineRule="auto"/>
-    </w:pPr>
-    <w:tblPr>
-      <w:tblStyleRowBandSize w:val="1"/>
-      <w:tblStyleColBandSize w:val="1"/>
-      <w:tblCellMar>
-        <w:left w:w="108" w:type="dxa"/>
-        <w:right w:w="108" w:type="dxa"/>
-      </w:tblCellMar>
-    </w:tblPr>
-  </w:style>
-  <w:style w:type="table" w:customStyle="1" w:styleId="a3">
-    <w:basedOn w:val="TableNormal4"/>
-    <w:pPr>
-      <w:spacing w:line="240" w:lineRule="auto"/>
-    </w:pPr>
-    <w:tblPr>
-      <w:tblStyleRowBandSize w:val="1"/>
-      <w:tblStyleColBandSize w:val="1"/>
-      <w:tblCellMar>
-        <w:left w:w="108" w:type="dxa"/>
-        <w:right w:w="108" w:type="dxa"/>
-      </w:tblCellMar>
-    </w:tblPr>
-  </w:style>
-  <w:style w:type="table" w:customStyle="1" w:styleId="a4">
-    <w:basedOn w:val="TableNormal4"/>
-    <w:pPr>
-      <w:spacing w:line="240" w:lineRule="auto"/>
-    </w:pPr>
-    <w:tblPr>
-      <w:tblStyleRowBandSize w:val="1"/>
-      <w:tblStyleColBandSize w:val="1"/>
-      <w:tblCellMar>
-        <w:left w:w="108" w:type="dxa"/>
-        <w:right w:w="108" w:type="dxa"/>
-      </w:tblCellMar>
-    </w:tblPr>
-  </w:style>
-  <w:style w:type="table" w:customStyle="1" w:styleId="a5">
-    <w:basedOn w:val="TableNormal4"/>
-    <w:pPr>
-      <w:spacing w:line="240" w:lineRule="auto"/>
-    </w:pPr>
-    <w:tblPr>
-      <w:tblStyleRowBandSize w:val="1"/>
-      <w:tblStyleColBandSize w:val="1"/>
-      <w:tblCellMar>
-        <w:left w:w="108" w:type="dxa"/>
-        <w:right w:w="108" w:type="dxa"/>
-      </w:tblCellMar>
-    </w:tblPr>
-  </w:style>
-  <w:style w:type="table" w:customStyle="1" w:styleId="a6">
-    <w:basedOn w:val="TableNormal4"/>
-    <w:pPr>
-      <w:spacing w:line="240" w:lineRule="auto"/>
-    </w:pPr>
-    <w:tblPr>
-      <w:tblStyleRowBandSize w:val="1"/>
-      <w:tblStyleColBandSize w:val="1"/>
-      <w:tblCellMar>
-        <w:left w:w="108" w:type="dxa"/>
-        <w:right w:w="108" w:type="dxa"/>
-      </w:tblCellMar>
-    </w:tblPr>
-  </w:style>
-  <w:style w:type="table" w:customStyle="1" w:styleId="a7">
-    <w:basedOn w:val="TableNormal4"/>
-    <w:pPr>
-      <w:spacing w:line="240" w:lineRule="auto"/>
-    </w:pPr>
-    <w:tblPr>
-      <w:tblStyleRowBandSize w:val="1"/>
-      <w:tblStyleColBandSize w:val="1"/>
-      <w:tblCellMar>
-        <w:left w:w="108" w:type="dxa"/>
-        <w:right w:w="108" w:type="dxa"/>
-      </w:tblCellMar>
-    </w:tblPr>
-  </w:style>
-  <w:style w:type="table" w:customStyle="1" w:styleId="a8">
-    <w:basedOn w:val="TableNormal4"/>
-    <w:pPr>
-      <w:spacing w:line="240" w:lineRule="auto"/>
-    </w:pPr>
-    <w:tblPr>
-      <w:tblStyleRowBandSize w:val="1"/>
-      <w:tblStyleColBandSize w:val="1"/>
-      <w:tblCellMar>
-        <w:left w:w="108" w:type="dxa"/>
-        <w:right w:w="108" w:type="dxa"/>
-      </w:tblCellMar>
-    </w:tblPr>
-  </w:style>
-  <w:style w:type="table" w:customStyle="1" w:styleId="a9">
-    <w:basedOn w:val="TableNormal4"/>
-    <w:pPr>
-      <w:spacing w:line="240" w:lineRule="auto"/>
-    </w:pPr>
-    <w:tblPr>
-      <w:tblStyleRowBandSize w:val="1"/>
-      <w:tblStyleColBandSize w:val="1"/>
-      <w:tblCellMar>
-        <w:left w:w="108" w:type="dxa"/>
-        <w:right w:w="108" w:type="dxa"/>
-      </w:tblCellMar>
-    </w:tblPr>
-  </w:style>
-  <w:style w:type="table" w:customStyle="1" w:styleId="aa">
-    <w:basedOn w:val="TableNormal4"/>
-    <w:pPr>
-      <w:spacing w:line="240" w:lineRule="auto"/>
-    </w:pPr>
-    <w:tblPr>
-      <w:tblStyleRowBandSize w:val="1"/>
-      <w:tblStyleColBandSize w:val="1"/>
-      <w:tblCellMar>
-        <w:left w:w="108" w:type="dxa"/>
-        <w:right w:w="108" w:type="dxa"/>
-      </w:tblCellMar>
-    </w:tblPr>
-  </w:style>
-  <w:style w:type="table" w:customStyle="1" w:styleId="ab">
-    <w:basedOn w:val="TableNormal4"/>
-    <w:pPr>
-      <w:spacing w:line="240" w:lineRule="auto"/>
-    </w:pPr>
-    <w:tblPr>
-      <w:tblStyleRowBandSize w:val="1"/>
-      <w:tblStyleColBandSize w:val="1"/>
-      <w:tblCellMar>
-        <w:left w:w="108" w:type="dxa"/>
-        <w:right w:w="108" w:type="dxa"/>
-      </w:tblCellMar>
-    </w:tblPr>
-  </w:style>
-  <w:style w:type="table" w:customStyle="1" w:styleId="ac">
-    <w:basedOn w:val="TableNormal1"/>
-    <w:pPr>
-      <w:spacing w:line="240" w:lineRule="auto"/>
-    </w:pPr>
-    <w:tblPr>
-      <w:tblStyleRowBandSize w:val="1"/>
-      <w:tblStyleColBandSize w:val="1"/>
-      <w:tblCellMar>
-        <w:top w:w="100" w:type="dxa"/>
-        <w:left w:w="108" w:type="dxa"/>
-        <w:bottom w:w="100" w:type="dxa"/>
-        <w:right w:w="108" w:type="dxa"/>
-      </w:tblCellMar>
-    </w:tblPr>
-  </w:style>
-  <w:style w:type="table" w:customStyle="1" w:styleId="ad">
-    <w:basedOn w:val="TableNormal1"/>
-    <w:pPr>
-      <w:spacing w:line="240" w:lineRule="auto"/>
-    </w:pPr>
-    <w:tblPr>
-      <w:tblStyleRowBandSize w:val="1"/>
-      <w:tblStyleColBandSize w:val="1"/>
-      <w:tblCellMar>
-        <w:top w:w="100" w:type="dxa"/>
-        <w:left w:w="108" w:type="dxa"/>
-        <w:bottom w:w="100" w:type="dxa"/>
-        <w:right w:w="108" w:type="dxa"/>
-      </w:tblCellMar>
-    </w:tblPr>
-  </w:style>
-  <w:style w:type="table" w:customStyle="1" w:styleId="ae">
-    <w:basedOn w:val="TableNormal1"/>
-    <w:pPr>
-      <w:spacing w:line="240" w:lineRule="auto"/>
-    </w:pPr>
-    <w:tblPr>
-      <w:tblStyleRowBandSize w:val="1"/>
-      <w:tblStyleColBandSize w:val="1"/>
-      <w:tblCellMar>
-        <w:top w:w="100" w:type="dxa"/>
-        <w:left w:w="108" w:type="dxa"/>
-        <w:bottom w:w="100" w:type="dxa"/>
-        <w:right w:w="108" w:type="dxa"/>
-      </w:tblCellMar>
-    </w:tblPr>
-  </w:style>
-  <w:style w:type="table" w:customStyle="1" w:styleId="af">
-    <w:basedOn w:val="TableNormal1"/>
-    <w:pPr>
-      <w:spacing w:line="240" w:lineRule="auto"/>
-    </w:pPr>
-    <w:tblPr>
-      <w:tblStyleRowBandSize w:val="1"/>
-      <w:tblStyleColBandSize w:val="1"/>
-      <w:tblCellMar>
-        <w:top w:w="100" w:type="dxa"/>
-        <w:left w:w="108" w:type="dxa"/>
-        <w:bottom w:w="100" w:type="dxa"/>
-        <w:right w:w="108" w:type="dxa"/>
-      </w:tblCellMar>
-    </w:tblPr>
-  </w:style>
   <w:style w:type="character" w:styleId="Strong">
     <w:name w:val="Strong"/>
     <w:basedOn w:val="DefaultParagraphFont"/>
@@ -10503,19 +10458,6 @@
       <w:b/>
       <w:bCs/>
     </w:rPr>
-  </w:style>
-  <w:style w:type="table" w:customStyle="1" w:styleId="af0">
-    <w:basedOn w:val="TableNormal"/>
-    <w:tblPr>
-      <w:tblStyleRowBandSize w:val="1"/>
-      <w:tblStyleColBandSize w:val="1"/>
-      <w:tblCellMar>
-        <w:top w:w="15" w:type="dxa"/>
-        <w:left w:w="15" w:type="dxa"/>
-        <w:bottom w:w="15" w:type="dxa"/>
-        <w:right w:w="15" w:type="dxa"/>
-      </w:tblCellMar>
-    </w:tblPr>
   </w:style>
   <w:style w:type="character" w:styleId="Hyperlink">
     <w:name w:val="Hyperlink"/>
